--- a/content/Bios/Dick_Cartin.docx
+++ b/content/Bios/Dick_Cartin.docx
@@ -1,154 +1,8 @@
 
 <file path=word/document.xml><?xml version="1.0" encoding="utf-8"?>
-<w:document xmlns:w14="http://schemas.microsoft.com/office/word/2010/wordml" xmlns:wp14="http://schemas.microsoft.com/office/word/2010/wordprocessingDrawing" xmlns:w="http://schemas.openxmlformats.org/wordprocessingml/2006/main" xmlns:m="http://schemas.openxmlformats.org/officeDocument/2006/math" xmlns:r="http://schemas.openxmlformats.org/officeDocument/2006/relationships" xmlns:o="urn:schemas-microsoft-com:office:office" xmlns:v="urn:schemas-microsoft-com:vml" xmlns:w10="urn:schemas-microsoft-com:office:word" xmlns:a="http://schemas.openxmlformats.org/drawingml/2006/main" xmlns:pic="http://schemas.openxmlformats.org/drawingml/2006/picture" xmlns:wp="http://schemas.openxmlformats.org/drawingml/2006/wordprocessingDrawing" xmlns:mc="http://schemas.openxmlformats.org/markup-compatibility/2006" mc:Ignorable="w14 wp14">
+<w:document xmlns:ns1="http://schemas.openxmlformats.org/markup-compatibility/2006" xmlns:ns2="http://schemas.microsoft.com/office/word/2010/wordml" xmlns:w="http://schemas.openxmlformats.org/wordprocessingml/2006/main" ns1:Ignorable="w14 wp14">
   <w:body>
-    <w:p xmlns:wp14="http://schemas.microsoft.com/office/word/2010/wordml" wp14:textId="77777777">
-      <w:pPr>
-        <w:pStyle w:val="FirstParagraph"/>
-      </w:pPr>
-      <w:r>
-        <w:rPr/>
-        <w:t>1993 Hall of Fame Inductee Dick Cartin – Lakewood</w:t>
-      </w:r>
-      <w:r>
-        <w:rPr/>
-        <w:t xml:space="preserve"> </w:t>
-      </w:r>
-      <w:r>
-        <w:rPr/>
-        <w:t xml:space="preserve">Richard “Dick” Daniel Cartin was born in Watertown, New York, July 19, </w:t>
-      </w:r>
-      <w:r>
-        <w:rPr/>
-        <w:t>1941</w:t>
-      </w:r>
-      <w:r>
-        <w:rPr/>
-        <w:t xml:space="preserve"> and he served in the US</w:t>
-      </w:r>
-      <w:r>
-        <w:rPr/>
-        <w:t xml:space="preserve"> </w:t>
-      </w:r>
-      <w:r>
-        <w:rPr/>
-        <w:t xml:space="preserve">Navy for four years. Dick spent most of his adult life in Lakewood, Colorado, and was a teacher </w:t>
-      </w:r>
-      <w:r>
-        <w:rPr/>
-        <w:t>of</w:t>
-      </w:r>
-      <w:r>
-        <w:rPr/>
-        <w:t xml:space="preserve"> High</w:t>
-      </w:r>
-      <w:r>
-        <w:rPr/>
-        <w:t xml:space="preserve"> </w:t>
-      </w:r>
-      <w:r>
-        <w:rPr/>
-        <w:t>School Alternative Education in Jefferson County for 30 years. He was recognized by News Center</w:t>
-      </w:r>
-      <w:r>
-        <w:rPr/>
-        <w:t xml:space="preserve"> </w:t>
-      </w:r>
-      <w:r>
-        <w:rPr/>
-        <w:t>4/Rocky Mountain News as a “Teacher Who Makes a Difference” and he received the Wheat Ridge</w:t>
-      </w:r>
-      <w:r>
-        <w:rPr/>
-        <w:t xml:space="preserve"> </w:t>
-      </w:r>
-      <w:r>
-        <w:rPr/>
-        <w:t>Chamber of Commerce “Outstanding Educator Award”. Dick was one of the founding members of</w:t>
-      </w:r>
-      <w:r>
-        <w:rPr/>
-        <w:t xml:space="preserve"> </w:t>
-      </w:r>
-      <w:r>
-        <w:rPr/>
-        <w:t>Jefferson County Colorado Sports Officials in the 1970’s.</w:t>
-      </w:r>
-      <w:r>
-        <w:rPr/>
-        <w:t xml:space="preserve"> </w:t>
-      </w:r>
-      <w:r>
-        <w:rPr/>
-        <w:t>Dick came to retire in Cedaredge six years ago to be closer to the incredible fishing and has since poured</w:t>
-      </w:r>
-      <w:r>
-        <w:rPr/>
-        <w:t xml:space="preserve"> </w:t>
-      </w:r>
-      <w:r>
-        <w:rPr/>
-        <w:t>himself into this town he grew to love. He was passionate about being a force for good in Cedaredge.</w:t>
-      </w:r>
-      <w:r>
-        <w:rPr/>
-        <w:t xml:space="preserve"> </w:t>
-      </w:r>
-      <w:r>
-        <w:rPr/>
-        <w:t>Dick served on the Cedaredge Board of Trustees, the Planning Commission, he was an integral part of</w:t>
-      </w:r>
-      <w:r>
-        <w:rPr/>
-        <w:t xml:space="preserve"> </w:t>
-      </w:r>
-      <w:r>
-        <w:rPr/>
-        <w:t>the “Adopt-A-Highway” program, and he delivered meals to seniors in need and folks homebound with</w:t>
-      </w:r>
-      <w:r>
-        <w:rPr/>
-        <w:t xml:space="preserve"> </w:t>
-      </w:r>
-      <w:r>
-        <w:rPr/>
-        <w:t>COVID. After retiring, Dick continued working with students developing and implementing alternative</w:t>
-      </w:r>
-      <w:r>
-        <w:rPr/>
-        <w:t xml:space="preserve"> </w:t>
-      </w:r>
-      <w:r>
-        <w:rPr/>
-        <w:t>education programs and mentoring. Dick enjoyed the beauty of cross-country skiing, hiking, fishing, and</w:t>
-      </w:r>
-      <w:r>
-        <w:rPr/>
-        <w:t xml:space="preserve"> </w:t>
-      </w:r>
-      <w:r>
-        <w:rPr/>
-        <w:t>camping on the Grand Mesa.</w:t>
-      </w:r>
-    </w:p>
-    <w:p>
-      <w:pPr>
-        <w:pStyle w:val="BodyText"/>
-      </w:pPr>
-    </w:p>
-    <w:p>
-      <w:pPr>
-        <w:pStyle w:val="Title"/>
-      </w:pPr>
-      <w:r>
-        <w:rPr>
-          <w:noProof w:val="0"/>
-          <w:lang w:val="en-US"/>
-        </w:rPr>
-        <w:t>Revised Biography: Richard “Dick” Daniel Cartin</w:t>
-      </w:r>
-    </w:p>
-    <w:p>
+    <w:p ns2:paraId="77B4D173" ns2:textId="7DA0C9FD">
       <w:pPr>
         <w:pStyle w:val="Subtitle"/>
         <w:rPr/>
@@ -161,7 +15,7 @@
         <w:t>1993 Hall of Fame Inductee – Lakewood</w:t>
       </w:r>
     </w:p>
-    <w:p>
+    <w:p ns2:paraId="6FC8D6FC" ns2:textId="326A9E69">
       <w:pPr>
         <w:spacing w:before="0" w:beforeAutospacing="off" w:after="0" w:afterAutospacing="off" w:line="300" w:lineRule="auto"/>
         <w:rPr>
@@ -303,7 +157,7 @@
         <w:t>.</w:t>
       </w:r>
     </w:p>
-    <w:p>
+    <w:p ns2:paraId="4A2E9FA5" ns2:textId="6A38D967">
       <w:pPr>
         <w:spacing w:before="0" w:beforeAutospacing="off" w:after="0" w:afterAutospacing="off" w:line="300" w:lineRule="auto"/>
         <w:rPr>
@@ -431,7 +285,7 @@
         <w:t>After retiring, he moved to Cedaredge to be closer to the fishing he loved and quickly immersed himself in strengthening the community he grew to cherish.</w:t>
       </w:r>
     </w:p>
-    <w:p>
+    <w:p ns2:paraId="0D14452E" ns2:textId="1A68F583">
       <w:pPr>
         <w:spacing w:before="0" w:beforeAutospacing="off" w:after="0" w:afterAutospacing="off" w:line="300" w:lineRule="auto"/>
         <w:rPr>
@@ -545,7 +399,7 @@
         <w:t xml:space="preserve"> program, and delivered meals to seniors and residents homebound by COVID. He continued his lifelong commitment to education by mentoring and developing alternative education programs for students.</w:t>
       </w:r>
     </w:p>
-    <w:p>
+    <w:p ns2:paraId="26DCE689" ns2:textId="5D8E69CC">
       <w:pPr>
         <w:spacing w:before="0" w:beforeAutospacing="off" w:after="0" w:afterAutospacing="off" w:line="300" w:lineRule="auto"/>
         <w:rPr>
@@ -575,7 +429,7 @@
         <w:t>Dick found joy in the outdoors, especially cross‑country skiing, hiking, fishing, and camping on the Grand Mesa. His life reflected dedication to service, community, and the belief that one person can make a meaningful difference.</w:t>
       </w:r>
     </w:p>
-    <w:p>
+    <w:p ns2:paraId="75AEA0B6" ns2:textId="29318B2B">
       <w:pPr>
         <w:pStyle w:val="BodyText"/>
       </w:pPr>
